--- a/mhealth_models/Deep Learning Performance metrics on HAR with Wearable Sensor (Mobile) on M-Health dataset .docx
+++ b/mhealth_models/Deep Learning Performance metrics on HAR with Wearable Sensor (Mobile) on M-Health dataset .docx
@@ -26,16 +26,7 @@
           <w:sz w:val="32"/>
           <w:szCs w:val="32"/>
         </w:rPr>
-        <w:t xml:space="preserve">HAR with Wearable Sensor (Mobile) on </w:t>
-      </w:r>
-      <w:r>
-        <w:rPr>
-          <w:b/>
-          <w:bCs/>
-          <w:sz w:val="32"/>
-          <w:szCs w:val="32"/>
-        </w:rPr>
-        <w:t>M-Health</w:t>
+        <w:t>HAR with Wearable Sensor (Mobile) on M-Health</w:t>
       </w:r>
       <w:r>
         <w:rPr>
@@ -1313,7 +1304,14 @@
                 <w:sz w:val="22"/>
                 <w:szCs w:val="22"/>
               </w:rPr>
-              <w:t>4.92 MB</w:t>
+              <w:t>1.26</w:t>
+            </w:r>
+            <w:r>
+              <w:rPr>
+                <w:sz w:val="22"/>
+                <w:szCs w:val="22"/>
+              </w:rPr>
+              <w:t xml:space="preserve"> MB</w:t>
             </w:r>
           </w:p>
         </w:tc>
@@ -1337,21 +1335,12 @@
                 <w:szCs w:val="22"/>
               </w:rPr>
             </w:pPr>
-            <w:proofErr w:type="spellStart"/>
-            <w:r>
-              <w:rPr>
-                <w:sz w:val="22"/>
-                <w:szCs w:val="22"/>
-              </w:rPr>
-              <w:t>Avg</w:t>
-            </w:r>
-            <w:proofErr w:type="spellEnd"/>
-            <w:r>
-              <w:rPr>
-                <w:sz w:val="22"/>
-                <w:szCs w:val="22"/>
-              </w:rPr>
-              <w:t xml:space="preserve"> Batch Inference Time</w:t>
+            <w:r>
+              <w:rPr>
+                <w:sz w:val="22"/>
+                <w:szCs w:val="22"/>
+              </w:rPr>
+              <w:t>Avg Batch Inference Time</w:t>
             </w:r>
           </w:p>
         </w:tc>
@@ -1375,17 +1364,8 @@
                 <w:sz w:val="22"/>
                 <w:szCs w:val="22"/>
               </w:rPr>
-              <w:t xml:space="preserve">0.41 </w:t>
-            </w:r>
-            <w:proofErr w:type="spellStart"/>
-            <w:r>
-              <w:rPr>
-                <w:sz w:val="22"/>
-                <w:szCs w:val="22"/>
-              </w:rPr>
-              <w:t>ms</w:t>
-            </w:r>
-            <w:proofErr w:type="spellEnd"/>
+              <w:t>0.41 ms</w:t>
+            </w:r>
           </w:p>
         </w:tc>
         <w:tc>
@@ -1408,17 +1388,8 @@
                 <w:sz w:val="22"/>
                 <w:szCs w:val="22"/>
               </w:rPr>
-              <w:t xml:space="preserve">0.48 </w:t>
-            </w:r>
-            <w:proofErr w:type="spellStart"/>
-            <w:r>
-              <w:rPr>
-                <w:sz w:val="22"/>
-                <w:szCs w:val="22"/>
-              </w:rPr>
-              <w:t>ms</w:t>
-            </w:r>
-            <w:proofErr w:type="spellEnd"/>
+              <w:t>0.48 ms</w:t>
+            </w:r>
           </w:p>
         </w:tc>
         <w:tc>
@@ -1441,17 +1412,8 @@
                 <w:sz w:val="22"/>
                 <w:szCs w:val="22"/>
               </w:rPr>
-              <w:t xml:space="preserve">1.32 </w:t>
-            </w:r>
-            <w:proofErr w:type="spellStart"/>
-            <w:r>
-              <w:rPr>
-                <w:sz w:val="22"/>
-                <w:szCs w:val="22"/>
-              </w:rPr>
-              <w:t>ms</w:t>
-            </w:r>
-            <w:proofErr w:type="spellEnd"/>
+              <w:t>1.32 ms</w:t>
+            </w:r>
           </w:p>
         </w:tc>
         <w:tc>
@@ -1474,17 +1436,8 @@
                 <w:sz w:val="22"/>
                 <w:szCs w:val="22"/>
               </w:rPr>
-              <w:t xml:space="preserve">5.07 </w:t>
-            </w:r>
-            <w:proofErr w:type="spellStart"/>
-            <w:r>
-              <w:rPr>
-                <w:sz w:val="22"/>
-                <w:szCs w:val="22"/>
-              </w:rPr>
-              <w:t>ms</w:t>
-            </w:r>
-            <w:proofErr w:type="spellEnd"/>
+              <w:t>5.07 ms</w:t>
+            </w:r>
           </w:p>
         </w:tc>
       </w:tr>
@@ -1537,17 +1490,8 @@
                 <w:sz w:val="22"/>
                 <w:szCs w:val="22"/>
               </w:rPr>
-              <w:t xml:space="preserve">0.0064 </w:t>
-            </w:r>
-            <w:proofErr w:type="spellStart"/>
-            <w:r>
-              <w:rPr>
-                <w:sz w:val="22"/>
-                <w:szCs w:val="22"/>
-              </w:rPr>
-              <w:t>ms</w:t>
-            </w:r>
-            <w:proofErr w:type="spellEnd"/>
+              <w:t>0.0064 ms</w:t>
+            </w:r>
           </w:p>
         </w:tc>
         <w:tc>
@@ -1570,17 +1514,8 @@
                 <w:sz w:val="22"/>
                 <w:szCs w:val="22"/>
               </w:rPr>
-              <w:t xml:space="preserve">0.0037 </w:t>
-            </w:r>
-            <w:proofErr w:type="spellStart"/>
-            <w:r>
-              <w:rPr>
-                <w:sz w:val="22"/>
-                <w:szCs w:val="22"/>
-              </w:rPr>
-              <w:t>ms</w:t>
-            </w:r>
-            <w:proofErr w:type="spellEnd"/>
+              <w:t>0.0037 ms</w:t>
+            </w:r>
           </w:p>
         </w:tc>
         <w:tc>
@@ -1603,17 +1538,8 @@
                 <w:sz w:val="22"/>
                 <w:szCs w:val="22"/>
               </w:rPr>
-              <w:t xml:space="preserve">0.0103 </w:t>
-            </w:r>
-            <w:proofErr w:type="spellStart"/>
-            <w:r>
-              <w:rPr>
-                <w:sz w:val="22"/>
-                <w:szCs w:val="22"/>
-              </w:rPr>
-              <w:t>ms</w:t>
-            </w:r>
-            <w:proofErr w:type="spellEnd"/>
+              <w:t>0.0103 ms</w:t>
+            </w:r>
           </w:p>
         </w:tc>
         <w:tc>
@@ -1636,17 +1562,8 @@
                 <w:sz w:val="22"/>
                 <w:szCs w:val="22"/>
               </w:rPr>
-              <w:t xml:space="preserve">0.0396 </w:t>
-            </w:r>
-            <w:proofErr w:type="spellStart"/>
-            <w:r>
-              <w:rPr>
-                <w:sz w:val="22"/>
-                <w:szCs w:val="22"/>
-              </w:rPr>
-              <w:t>ms</w:t>
-            </w:r>
-            <w:proofErr w:type="spellEnd"/>
+              <w:t>0.0396 ms</w:t>
+            </w:r>
           </w:p>
         </w:tc>
       </w:tr>
@@ -1975,7 +1892,6 @@
                 <w:bCs/>
               </w:rPr>
             </w:pPr>
-            <w:proofErr w:type="spellStart"/>
             <w:r>
               <w:rPr>
                 <w:b/>
@@ -1983,7 +1899,6 @@
               </w:rPr>
               <w:t>BiLSTM</w:t>
             </w:r>
-            <w:proofErr w:type="spellEnd"/>
           </w:p>
         </w:tc>
       </w:tr>
@@ -2127,47 +2042,29 @@
                 <w:b/>
                 <w:bCs/>
               </w:rPr>
-              <w:t>GRS-</w:t>
-            </w:r>
-            <w:proofErr w:type="spellStart"/>
-            <w:r>
+              <w:t>GRS-BiLSTM</w:t>
+            </w:r>
+          </w:p>
+        </w:tc>
+        <w:tc>
+          <w:tcPr>
+            <w:tcW w:w="5016" w:type="dxa"/>
+          </w:tcPr>
+          <w:p>
+            <w:pPr>
+              <w:jc w:val="center"/>
               <w:rPr>
                 <w:b/>
                 <w:bCs/>
               </w:rPr>
-              <w:t>BiLSTM</w:t>
-            </w:r>
-            <w:proofErr w:type="spellEnd"/>
-          </w:p>
-        </w:tc>
-        <w:tc>
-          <w:tcPr>
-            <w:tcW w:w="5016" w:type="dxa"/>
-          </w:tcPr>
-          <w:p>
-            <w:pPr>
-              <w:jc w:val="center"/>
+            </w:pPr>
+            <w:r>
               <w:rPr>
                 <w:b/>
                 <w:bCs/>
               </w:rPr>
-            </w:pPr>
-            <w:r>
-              <w:rPr>
-                <w:b/>
-                <w:bCs/>
-              </w:rPr>
-              <w:t>MS-GRS-</w:t>
-            </w:r>
-            <w:proofErr w:type="spellStart"/>
-            <w:r>
-              <w:rPr>
-                <w:b/>
-                <w:bCs/>
-              </w:rPr>
-              <w:t>BiLSTM</w:t>
-            </w:r>
-            <w:proofErr w:type="spellEnd"/>
+              <w:t>MS-GRS-BiLSTM</w:t>
+            </w:r>
           </w:p>
         </w:tc>
       </w:tr>
@@ -2372,7 +2269,6 @@
                 <w:bCs/>
               </w:rPr>
             </w:pPr>
-            <w:proofErr w:type="spellStart"/>
             <w:r>
               <w:rPr>
                 <w:b/>
@@ -2380,7 +2276,6 @@
               </w:rPr>
               <w:t>BiLSTM</w:t>
             </w:r>
-            <w:proofErr w:type="spellEnd"/>
           </w:p>
         </w:tc>
       </w:tr>
@@ -2524,47 +2419,29 @@
                 <w:b/>
                 <w:bCs/>
               </w:rPr>
-              <w:t>GRS-</w:t>
-            </w:r>
-            <w:proofErr w:type="spellStart"/>
-            <w:r>
+              <w:t>GRS-BiLSTM</w:t>
+            </w:r>
+          </w:p>
+        </w:tc>
+        <w:tc>
+          <w:tcPr>
+            <w:tcW w:w="5743" w:type="dxa"/>
+          </w:tcPr>
+          <w:p>
+            <w:pPr>
+              <w:jc w:val="center"/>
               <w:rPr>
                 <w:b/>
                 <w:bCs/>
               </w:rPr>
-              <w:t>BiLSTM</w:t>
-            </w:r>
-            <w:proofErr w:type="spellEnd"/>
-          </w:p>
-        </w:tc>
-        <w:tc>
-          <w:tcPr>
-            <w:tcW w:w="5743" w:type="dxa"/>
-          </w:tcPr>
-          <w:p>
-            <w:pPr>
-              <w:jc w:val="center"/>
+            </w:pPr>
+            <w:r>
               <w:rPr>
                 <w:b/>
                 <w:bCs/>
               </w:rPr>
-            </w:pPr>
-            <w:r>
-              <w:rPr>
-                <w:b/>
-                <w:bCs/>
-              </w:rPr>
-              <w:t>MS-GRS-</w:t>
-            </w:r>
-            <w:proofErr w:type="spellStart"/>
-            <w:r>
-              <w:rPr>
-                <w:b/>
-                <w:bCs/>
-              </w:rPr>
-              <w:t>BiLSTM</w:t>
-            </w:r>
-            <w:proofErr w:type="spellEnd"/>
+              <w:t>MS-GRS-BiLSTM</w:t>
+            </w:r>
           </w:p>
         </w:tc>
       </w:tr>
@@ -3184,6 +3061,7 @@
   <w:style w:type="character" w:default="1" w:styleId="DefaultParagraphFont">
     <w:name w:val="Default Paragraph Font"/>
     <w:uiPriority w:val="1"/>
+    <w:semiHidden/>
     <w:unhideWhenUsed/>
   </w:style>
   <w:style w:type="table" w:default="1" w:styleId="TableNormal">
